--- a/companies/calderwood-partners/People/2009.04.15 - Onboarding - Mary Parker.docx
+++ b/companies/calderwood-partners/People/2009.04.15 - Onboarding - Mary Parker.docx
@@ -7,22 +7,27 @@
         <w:pStyle w:val="Heading1"/>
       </w:pPr>
       <w:r>
-        <w:t>New hire: Mary Parker, Research Associate</w:t>
+        <w:t>Welcome to the Advisory Practice: Mary Parker</w:t>
       </w:r>
     </w:p>
     <w:p>
       <w:r>
-        <w:t>Mary Parker starts with the firm this week as a Research Associate in the Advisory practice. Her work is the background an engagement stands on: gathering the market and company material, organizing it, and writing it up in a form the teams can actually use. We hold that work to the same standard as the analysis it feeds, which is to say it should separate what is known from what is inferred and keep its sources close at hand. A well-built research file saves an engagement days of second-guessing later, and that is the value we are hiring for.</w:t>
+        <w:t>Welcome to Calderwood Partners, Mary Parker. Two years of arrivals have taught us to keep this record short and to keep it honest about what the first weeks are and are not, and I am glad to be writing yours. You are joining the Advisory practice as a Research Associate, the role that grounds an engagement before the analysis begins, doing the market scans, the company profiles, and the patient source-gathering that a briefing deck later stands on.</w:t>
       </w:r>
     </w:p>
     <w:p>
       <w:r>
-        <w:t>Her manager is Jason Torres, Principal, and she will support engagements across the practice rather than sit with a single team. In the first weeks that means picking up research requests as they come and turning them around cleanly. Over time the teams that rely on her will make their own claims on her calendar, and Jason will balance them; if the requests start to collide, she should route the conflict to him rather than quietly deciding whose work waits.</w:t>
+        <w:t>The firm values this work more than its quiet nature sometimes suggests, and what we will ask of you is the habit you already keep, which is to hand off your research with the source attached so that a manager never has to ask where a figure came from and a claim can be run back to its origin months later without a search. You will report to Jason Torres, Principal, who directs the research and analytical staff and will be your first point of review.</w:t>
       </w:r>
     </w:p>
     <w:p>
       <w:r>
-        <w:t>The practical setup is the same as for anyone joining us. Operations handles systems, email, and expenses in the first day or two, and her desk is with the rest of the Advisory staff. She should spend the opening week reading into a representative set of the firm's recent engagements, so that she has a feel for the kind of question we get asked before the requests start arriving. If a source will not support the claim someone wants to hang on it, she should say so plainly, and note what the source does and does not establish. That instinct is part of why we hired her, and Julie Ramsey expects her to keep it.</w:t>
+        <w:t>For your first weeks the expectation is that you learn how we cite and how we file, since a profile that cannot be traced is of little use to us however well it reads, and that you grow comfortable asking a manager to point you at the question behind a request before you begin answering it. Your systems access and your desk will be ready on your first morning, you will be attached to a live engagement's research within your first days, and you should treat the people around you as the firm intends them to be treated, which is as a resource to be used early rather than as a last resort.</w:t>
+      </w:r>
+    </w:p>
+    <w:p>
+      <w:r>
+        <w:t>Please begin by sitting down with Jason Torres to take up your first assignment and to learn how he wants sources kept; anything beyond that you are welcome to bring to me at any point. Julie Ramsey, for the firm.</w:t>
       </w:r>
     </w:p>
     <w:sectPr>
